--- a/resources/template_berita_acara_dan_nilai_1pembimbing.docx
+++ b/resources/template_berita_acara_dan_nilai_1pembimbing.docx
@@ -4873,7 +4873,12 @@
       </w:pPr>
     </w:p>
     <w:sectPr>
-      <w:headerReference w:type="default" r:id="rId10"/>
+      <w:headerReference w:type="even" r:id="rId10"/>
+      <w:headerReference w:type="default" r:id="rId11"/>
+      <w:footerReference w:type="even" r:id="rId12"/>
+      <w:footerReference w:type="default" r:id="rId13"/>
+      <w:headerReference w:type="first" r:id="rId14"/>
+      <w:footerReference w:type="first" r:id="rId15"/>
       <w:pgSz w:w="11906" w:h="16838" w:code="9"/>
       <w:pgMar w:top="2074" w:right="864" w:bottom="446" w:left="864" w:header="720" w:footer="720" w:gutter="0"/>
       <w:cols w:space="720"/>
@@ -4908,6 +4913,36 @@
 </w:endnotes>
 </file>
 
+<file path=word/footer1.xml><?xml version="1.0" encoding="utf-8"?>
+<w:ftr xmlns:wpc="http://schemas.microsoft.com/office/word/2010/wordprocessingCanvas" xmlns:cx="http://schemas.microsoft.com/office/drawing/2014/chartex" xmlns:cx1="http://schemas.microsoft.com/office/drawing/2015/9/8/chartex" xmlns:cx2="http://schemas.microsoft.com/office/drawing/2015/10/21/chartex" xmlns:cx3="http://schemas.microsoft.com/office/drawing/2016/5/9/chartex" xmlns:cx4="http://schemas.microsoft.com/office/drawing/2016/5/10/chartex" xmlns:cx5="http://schemas.microsoft.com/office/drawing/2016/5/11/chartex" xmlns:cx6="http://schemas.microsoft.com/office/drawing/2016/5/12/chartex" xmlns:cx7="http://schemas.microsoft.com/office/drawing/2016/5/13/chartex" xmlns:cx8="http://schemas.microsoft.com/office/drawing/2016/5/14/chartex" xmlns:mc="http://schemas.openxmlformats.org/markup-compatibility/2006" xmlns:aink="http://schemas.microsoft.com/office/drawing/2016/ink" xmlns:am3d="http://schemas.microsoft.com/office/drawing/2017/model3d" xmlns:o="urn:schemas-microsoft-com:office:office" xmlns:oel="http://schemas.microsoft.com/office/2019/extlst" xmlns:r="http://schemas.openxmlformats.org/officeDocument/2006/relationships" xmlns:m="http://schemas.openxmlformats.org/officeDocument/2006/math" xmlns:v="urn:schemas-microsoft-com:vml" xmlns:wp14="http://schemas.microsoft.com/office/word/2010/wordprocessingDrawing" xmlns:wp="http://schemas.openxmlformats.org/drawingml/2006/wordprocessingDrawing" xmlns:w10="urn:schemas-microsoft-com:office:word" xmlns:w="http://schemas.openxmlformats.org/wordprocessingml/2006/main" xmlns:w14="http://schemas.microsoft.com/office/word/2010/wordml" xmlns:w15="http://schemas.microsoft.com/office/word/2012/wordml" xmlns:w16cex="http://schemas.microsoft.com/office/word/2018/wordml/cex" xmlns:w16cid="http://schemas.microsoft.com/office/word/2016/wordml/cid" xmlns:w16="http://schemas.microsoft.com/office/word/2018/wordml" xmlns:w16du="http://schemas.microsoft.com/office/word/2023/wordml/word16du" xmlns:w16sdtdh="http://schemas.microsoft.com/office/word/2020/wordml/sdtdatahash" xmlns:w16sdtfl="http://schemas.microsoft.com/office/word/2024/wordml/sdtformatlock" xmlns:w16se="http://schemas.microsoft.com/office/word/2015/wordml/symex" xmlns:wpg="http://schemas.microsoft.com/office/word/2010/wordprocessingGroup" xmlns:wpi="http://schemas.microsoft.com/office/word/2010/wordprocessingInk" xmlns:wne="http://schemas.microsoft.com/office/word/2006/wordml" xmlns:wps="http://schemas.microsoft.com/office/word/2010/wordprocessingShape" mc:Ignorable="w14 w15 w16se w16cid w16 w16cex w16sdtdh w16sdtfl w16du wp14">
+  <w:p>
+    <w:pPr>
+      <w:pStyle w:val="Footer"/>
+    </w:pPr>
+  </w:p>
+</w:ftr>
+</file>
+
+<file path=word/footer2.xml><?xml version="1.0" encoding="utf-8"?>
+<w:ftr xmlns:wpc="http://schemas.microsoft.com/office/word/2010/wordprocessingCanvas" xmlns:cx="http://schemas.microsoft.com/office/drawing/2014/chartex" xmlns:cx1="http://schemas.microsoft.com/office/drawing/2015/9/8/chartex" xmlns:cx2="http://schemas.microsoft.com/office/drawing/2015/10/21/chartex" xmlns:cx3="http://schemas.microsoft.com/office/drawing/2016/5/9/chartex" xmlns:cx4="http://schemas.microsoft.com/office/drawing/2016/5/10/chartex" xmlns:cx5="http://schemas.microsoft.com/office/drawing/2016/5/11/chartex" xmlns:cx6="http://schemas.microsoft.com/office/drawing/2016/5/12/chartex" xmlns:cx7="http://schemas.microsoft.com/office/drawing/2016/5/13/chartex" xmlns:cx8="http://schemas.microsoft.com/office/drawing/2016/5/14/chartex" xmlns:mc="http://schemas.openxmlformats.org/markup-compatibility/2006" xmlns:aink="http://schemas.microsoft.com/office/drawing/2016/ink" xmlns:am3d="http://schemas.microsoft.com/office/drawing/2017/model3d" xmlns:o="urn:schemas-microsoft-com:office:office" xmlns:oel="http://schemas.microsoft.com/office/2019/extlst" xmlns:r="http://schemas.openxmlformats.org/officeDocument/2006/relationships" xmlns:m="http://schemas.openxmlformats.org/officeDocument/2006/math" xmlns:v="urn:schemas-microsoft-com:vml" xmlns:wp14="http://schemas.microsoft.com/office/word/2010/wordprocessingDrawing" xmlns:wp="http://schemas.openxmlformats.org/drawingml/2006/wordprocessingDrawing" xmlns:w10="urn:schemas-microsoft-com:office:word" xmlns:w="http://schemas.openxmlformats.org/wordprocessingml/2006/main" xmlns:w14="http://schemas.microsoft.com/office/word/2010/wordml" xmlns:w15="http://schemas.microsoft.com/office/word/2012/wordml" xmlns:w16cex="http://schemas.microsoft.com/office/word/2018/wordml/cex" xmlns:w16cid="http://schemas.microsoft.com/office/word/2016/wordml/cid" xmlns:w16="http://schemas.microsoft.com/office/word/2018/wordml" xmlns:w16du="http://schemas.microsoft.com/office/word/2023/wordml/word16du" xmlns:w16sdtdh="http://schemas.microsoft.com/office/word/2020/wordml/sdtdatahash" xmlns:w16sdtfl="http://schemas.microsoft.com/office/word/2024/wordml/sdtformatlock" xmlns:w16se="http://schemas.microsoft.com/office/word/2015/wordml/symex" xmlns:wpg="http://schemas.microsoft.com/office/word/2010/wordprocessingGroup" xmlns:wpi="http://schemas.microsoft.com/office/word/2010/wordprocessingInk" xmlns:wne="http://schemas.microsoft.com/office/word/2006/wordml" xmlns:wps="http://schemas.microsoft.com/office/word/2010/wordprocessingShape" mc:Ignorable="w14 w15 w16se w16cid w16 w16cex w16sdtdh w16sdtfl w16du wp14">
+  <w:p>
+    <w:pPr>
+      <w:pStyle w:val="Footer"/>
+    </w:pPr>
+  </w:p>
+</w:ftr>
+</file>
+
+<file path=word/footer3.xml><?xml version="1.0" encoding="utf-8"?>
+<w:ftr xmlns:wpc="http://schemas.microsoft.com/office/word/2010/wordprocessingCanvas" xmlns:cx="http://schemas.microsoft.com/office/drawing/2014/chartex" xmlns:cx1="http://schemas.microsoft.com/office/drawing/2015/9/8/chartex" xmlns:cx2="http://schemas.microsoft.com/office/drawing/2015/10/21/chartex" xmlns:cx3="http://schemas.microsoft.com/office/drawing/2016/5/9/chartex" xmlns:cx4="http://schemas.microsoft.com/office/drawing/2016/5/10/chartex" xmlns:cx5="http://schemas.microsoft.com/office/drawing/2016/5/11/chartex" xmlns:cx6="http://schemas.microsoft.com/office/drawing/2016/5/12/chartex" xmlns:cx7="http://schemas.microsoft.com/office/drawing/2016/5/13/chartex" xmlns:cx8="http://schemas.microsoft.com/office/drawing/2016/5/14/chartex" xmlns:mc="http://schemas.openxmlformats.org/markup-compatibility/2006" xmlns:aink="http://schemas.microsoft.com/office/drawing/2016/ink" xmlns:am3d="http://schemas.microsoft.com/office/drawing/2017/model3d" xmlns:o="urn:schemas-microsoft-com:office:office" xmlns:oel="http://schemas.microsoft.com/office/2019/extlst" xmlns:r="http://schemas.openxmlformats.org/officeDocument/2006/relationships" xmlns:m="http://schemas.openxmlformats.org/officeDocument/2006/math" xmlns:v="urn:schemas-microsoft-com:vml" xmlns:wp14="http://schemas.microsoft.com/office/word/2010/wordprocessingDrawing" xmlns:wp="http://schemas.openxmlformats.org/drawingml/2006/wordprocessingDrawing" xmlns:w10="urn:schemas-microsoft-com:office:word" xmlns:w="http://schemas.openxmlformats.org/wordprocessingml/2006/main" xmlns:w14="http://schemas.microsoft.com/office/word/2010/wordml" xmlns:w15="http://schemas.microsoft.com/office/word/2012/wordml" xmlns:w16cex="http://schemas.microsoft.com/office/word/2018/wordml/cex" xmlns:w16cid="http://schemas.microsoft.com/office/word/2016/wordml/cid" xmlns:w16="http://schemas.microsoft.com/office/word/2018/wordml" xmlns:w16du="http://schemas.microsoft.com/office/word/2023/wordml/word16du" xmlns:w16sdtdh="http://schemas.microsoft.com/office/word/2020/wordml/sdtdatahash" xmlns:w16sdtfl="http://schemas.microsoft.com/office/word/2024/wordml/sdtformatlock" xmlns:w16se="http://schemas.microsoft.com/office/word/2015/wordml/symex" xmlns:wpg="http://schemas.microsoft.com/office/word/2010/wordprocessingGroup" xmlns:wpi="http://schemas.microsoft.com/office/word/2010/wordprocessingInk" xmlns:wne="http://schemas.microsoft.com/office/word/2006/wordml" xmlns:wps="http://schemas.microsoft.com/office/word/2010/wordprocessingShape" mc:Ignorable="w14 w15 w16se w16cid w16 w16cex w16sdtdh w16sdtfl w16du wp14">
+  <w:p>
+    <w:pPr>
+      <w:pStyle w:val="Footer"/>
+    </w:pPr>
+  </w:p>
+</w:ftr>
+</file>
+
 <file path=word/footnotes.xml><?xml version="1.0" encoding="utf-8"?>
 <w:footnotes xmlns:wpc="http://schemas.microsoft.com/office/word/2010/wordprocessingCanvas" xmlns:cx="http://schemas.microsoft.com/office/drawing/2014/chartex" xmlns:cx1="http://schemas.microsoft.com/office/drawing/2015/9/8/chartex" xmlns:cx2="http://schemas.microsoft.com/office/drawing/2015/10/21/chartex" xmlns:cx3="http://schemas.microsoft.com/office/drawing/2016/5/9/chartex" xmlns:cx4="http://schemas.microsoft.com/office/drawing/2016/5/10/chartex" xmlns:cx5="http://schemas.microsoft.com/office/drawing/2016/5/11/chartex" xmlns:cx6="http://schemas.microsoft.com/office/drawing/2016/5/12/chartex" xmlns:cx7="http://schemas.microsoft.com/office/drawing/2016/5/13/chartex" xmlns:cx8="http://schemas.microsoft.com/office/drawing/2016/5/14/chartex" xmlns:mc="http://schemas.openxmlformats.org/markup-compatibility/2006" xmlns:aink="http://schemas.microsoft.com/office/drawing/2016/ink" xmlns:am3d="http://schemas.microsoft.com/office/drawing/2017/model3d" xmlns:o="urn:schemas-microsoft-com:office:office" xmlns:oel="http://schemas.microsoft.com/office/2019/extlst" xmlns:r="http://schemas.openxmlformats.org/officeDocument/2006/relationships" xmlns:m="http://schemas.openxmlformats.org/officeDocument/2006/math" xmlns:v="urn:schemas-microsoft-com:vml" xmlns:wp14="http://schemas.microsoft.com/office/word/2010/wordprocessingDrawing" xmlns:wp="http://schemas.openxmlformats.org/drawingml/2006/wordprocessingDrawing" xmlns:w10="urn:schemas-microsoft-com:office:word" xmlns:w="http://schemas.openxmlformats.org/wordprocessingml/2006/main" xmlns:w14="http://schemas.microsoft.com/office/word/2010/wordml" xmlns:w15="http://schemas.microsoft.com/office/word/2012/wordml" xmlns:w16cex="http://schemas.microsoft.com/office/word/2018/wordml/cex" xmlns:w16cid="http://schemas.microsoft.com/office/word/2016/wordml/cid" xmlns:w16="http://schemas.microsoft.com/office/word/2018/wordml" xmlns:w16du="http://schemas.microsoft.com/office/word/2023/wordml/word16du" xmlns:w16sdtdh="http://schemas.microsoft.com/office/word/2020/wordml/sdtdatahash" xmlns:w16sdtfl="http://schemas.microsoft.com/office/word/2024/wordml/sdtformatlock" xmlns:w16se="http://schemas.microsoft.com/office/word/2015/wordml/symex" xmlns:wpg="http://schemas.microsoft.com/office/word/2010/wordprocessingGroup" xmlns:wpi="http://schemas.microsoft.com/office/word/2010/wordprocessingInk" xmlns:wne="http://schemas.microsoft.com/office/word/2006/wordml" xmlns:wps="http://schemas.microsoft.com/office/word/2010/wordprocessingShape" mc:Ignorable="w14 w15 w16se w16cid w16 w16cex w16sdtdh w16sdtfl w16du wp14">
   <w:footnote w:type="separator" w:id="-1">
@@ -4939,18 +4974,28 @@
     <w:pPr>
       <w:pStyle w:val="Header"/>
     </w:pPr>
+  </w:p>
+</w:hdr>
+</file>
+
+<file path=word/header2.xml><?xml version="1.0" encoding="utf-8"?>
+<w:hdr xmlns:wpc="http://schemas.microsoft.com/office/word/2010/wordprocessingCanvas" xmlns:cx="http://schemas.microsoft.com/office/drawing/2014/chartex" xmlns:cx1="http://schemas.microsoft.com/office/drawing/2015/9/8/chartex" xmlns:cx2="http://schemas.microsoft.com/office/drawing/2015/10/21/chartex" xmlns:cx3="http://schemas.microsoft.com/office/drawing/2016/5/9/chartex" xmlns:cx4="http://schemas.microsoft.com/office/drawing/2016/5/10/chartex" xmlns:cx5="http://schemas.microsoft.com/office/drawing/2016/5/11/chartex" xmlns:cx6="http://schemas.microsoft.com/office/drawing/2016/5/12/chartex" xmlns:cx7="http://schemas.microsoft.com/office/drawing/2016/5/13/chartex" xmlns:cx8="http://schemas.microsoft.com/office/drawing/2016/5/14/chartex" xmlns:mc="http://schemas.openxmlformats.org/markup-compatibility/2006" xmlns:aink="http://schemas.microsoft.com/office/drawing/2016/ink" xmlns:am3d="http://schemas.microsoft.com/office/drawing/2017/model3d" xmlns:o="urn:schemas-microsoft-com:office:office" xmlns:oel="http://schemas.microsoft.com/office/2019/extlst" xmlns:r="http://schemas.openxmlformats.org/officeDocument/2006/relationships" xmlns:m="http://schemas.openxmlformats.org/officeDocument/2006/math" xmlns:v="urn:schemas-microsoft-com:vml" xmlns:wp14="http://schemas.microsoft.com/office/word/2010/wordprocessingDrawing" xmlns:wp="http://schemas.openxmlformats.org/drawingml/2006/wordprocessingDrawing" xmlns:w10="urn:schemas-microsoft-com:office:word" xmlns:w="http://schemas.openxmlformats.org/wordprocessingml/2006/main" xmlns:w14="http://schemas.microsoft.com/office/word/2010/wordml" xmlns:w15="http://schemas.microsoft.com/office/word/2012/wordml" xmlns:w16cex="http://schemas.microsoft.com/office/word/2018/wordml/cex" xmlns:w16cid="http://schemas.microsoft.com/office/word/2016/wordml/cid" xmlns:w16="http://schemas.microsoft.com/office/word/2018/wordml" xmlns:w16du="http://schemas.microsoft.com/office/word/2023/wordml/word16du" xmlns:w16sdtdh="http://schemas.microsoft.com/office/word/2020/wordml/sdtdatahash" xmlns:w16sdtfl="http://schemas.microsoft.com/office/word/2024/wordml/sdtformatlock" xmlns:w16se="http://schemas.microsoft.com/office/word/2015/wordml/symex" xmlns:wpg="http://schemas.microsoft.com/office/word/2010/wordprocessingGroup" xmlns:wpi="http://schemas.microsoft.com/office/word/2010/wordprocessingInk" xmlns:wne="http://schemas.microsoft.com/office/word/2006/wordml" xmlns:wps="http://schemas.microsoft.com/office/word/2010/wordprocessingShape" mc:Ignorable="w14 w15 w16se w16cid w16 w16cex w16sdtdh w16sdtfl w16du wp14">
+  <w:p>
+    <w:pPr>
+      <w:pStyle w:val="Header"/>
+    </w:pPr>
     <w:r>
       <w:rPr>
         <w:noProof/>
       </w:rPr>
       <w:drawing>
-        <wp:anchor distT="0" distB="0" distL="0" distR="0" simplePos="0" relativeHeight="251658240" behindDoc="1" locked="0" layoutInCell="1" allowOverlap="1" wp14:anchorId="6EE85FA9" wp14:editId="608D40E9">
+        <wp:anchor distT="0" distB="0" distL="0" distR="0" simplePos="0" relativeHeight="251658240" behindDoc="1" locked="0" layoutInCell="1" allowOverlap="1" wp14:anchorId="6EE85FA9" wp14:editId="564999A3">
           <wp:simplePos x="0" y="0"/>
           <wp:positionH relativeFrom="margin">
-            <wp:align>center</wp:align>
+            <wp:posOffset>-465063</wp:posOffset>
           </wp:positionH>
           <wp:positionV relativeFrom="page">
-            <wp:posOffset>158435</wp:posOffset>
+            <wp:posOffset>99749</wp:posOffset>
           </wp:positionV>
           <wp:extent cx="7735824" cy="987552"/>
           <wp:effectExtent l="0" t="0" r="0" b="0"/>
@@ -4993,6 +5038,16 @@
         </wp:anchor>
       </w:drawing>
     </w:r>
+  </w:p>
+</w:hdr>
+</file>
+
+<file path=word/header3.xml><?xml version="1.0" encoding="utf-8"?>
+<w:hdr xmlns:wpc="http://schemas.microsoft.com/office/word/2010/wordprocessingCanvas" xmlns:cx="http://schemas.microsoft.com/office/drawing/2014/chartex" xmlns:cx1="http://schemas.microsoft.com/office/drawing/2015/9/8/chartex" xmlns:cx2="http://schemas.microsoft.com/office/drawing/2015/10/21/chartex" xmlns:cx3="http://schemas.microsoft.com/office/drawing/2016/5/9/chartex" xmlns:cx4="http://schemas.microsoft.com/office/drawing/2016/5/10/chartex" xmlns:cx5="http://schemas.microsoft.com/office/drawing/2016/5/11/chartex" xmlns:cx6="http://schemas.microsoft.com/office/drawing/2016/5/12/chartex" xmlns:cx7="http://schemas.microsoft.com/office/drawing/2016/5/13/chartex" xmlns:cx8="http://schemas.microsoft.com/office/drawing/2016/5/14/chartex" xmlns:mc="http://schemas.openxmlformats.org/markup-compatibility/2006" xmlns:aink="http://schemas.microsoft.com/office/drawing/2016/ink" xmlns:am3d="http://schemas.microsoft.com/office/drawing/2017/model3d" xmlns:o="urn:schemas-microsoft-com:office:office" xmlns:oel="http://schemas.microsoft.com/office/2019/extlst" xmlns:r="http://schemas.openxmlformats.org/officeDocument/2006/relationships" xmlns:m="http://schemas.openxmlformats.org/officeDocument/2006/math" xmlns:v="urn:schemas-microsoft-com:vml" xmlns:wp14="http://schemas.microsoft.com/office/word/2010/wordprocessingDrawing" xmlns:wp="http://schemas.openxmlformats.org/drawingml/2006/wordprocessingDrawing" xmlns:w10="urn:schemas-microsoft-com:office:word" xmlns:w="http://schemas.openxmlformats.org/wordprocessingml/2006/main" xmlns:w14="http://schemas.microsoft.com/office/word/2010/wordml" xmlns:w15="http://schemas.microsoft.com/office/word/2012/wordml" xmlns:w16cex="http://schemas.microsoft.com/office/word/2018/wordml/cex" xmlns:w16cid="http://schemas.microsoft.com/office/word/2016/wordml/cid" xmlns:w16="http://schemas.microsoft.com/office/word/2018/wordml" xmlns:w16du="http://schemas.microsoft.com/office/word/2023/wordml/word16du" xmlns:w16sdtdh="http://schemas.microsoft.com/office/word/2020/wordml/sdtdatahash" xmlns:w16sdtfl="http://schemas.microsoft.com/office/word/2024/wordml/sdtformatlock" xmlns:w16se="http://schemas.microsoft.com/office/word/2015/wordml/symex" xmlns:wpg="http://schemas.microsoft.com/office/word/2010/wordprocessingGroup" xmlns:wpi="http://schemas.microsoft.com/office/word/2010/wordprocessingInk" xmlns:wne="http://schemas.microsoft.com/office/word/2006/wordml" xmlns:wps="http://schemas.microsoft.com/office/word/2010/wordprocessingShape" mc:Ignorable="w14 w15 w16se w16cid w16 w16cex w16sdtdh w16sdtfl w16du wp14">
+  <w:p>
+    <w:pPr>
+      <w:pStyle w:val="Header"/>
+    </w:pPr>
   </w:p>
 </w:hdr>
 </file>
@@ -6675,12 +6730,9 @@
 </file>
 
 <file path=customXml/item1.xml><?xml version="1.0" encoding="utf-8"?>
-<?mso-contentType ?>
-<FormTemplates xmlns="http://schemas.microsoft.com/sharepoint/v3/contenttype/forms">
-  <Display>DocumentLibraryForm</Display>
-  <Edit>DocumentLibraryForm</Edit>
-  <New>DocumentLibraryForm</New>
-</FormTemplates>
+<p:properties xmlns:p="http://schemas.microsoft.com/office/2006/metadata/properties" xmlns:xsi="http://www.w3.org/2001/XMLSchema-instance" xmlns:pc="http://schemas.microsoft.com/office/infopath/2007/PartnerControls">
+  <documentManagement/>
+</p:properties>
 </file>
 
 <file path=customXml/item2.xml><?xml version="1.0" encoding="utf-8"?>
@@ -6828,15 +6880,19 @@
 </file>
 
 <file path=customXml/item3.xml><?xml version="1.0" encoding="utf-8"?>
-<p:properties xmlns:p="http://schemas.microsoft.com/office/2006/metadata/properties" xmlns:xsi="http://www.w3.org/2001/XMLSchema-instance" xmlns:pc="http://schemas.microsoft.com/office/infopath/2007/PartnerControls">
-  <documentManagement/>
-</p:properties>
+<?mso-contentType ?>
+<FormTemplates xmlns="http://schemas.microsoft.com/sharepoint/v3/contenttype/forms">
+  <Display>DocumentLibraryForm</Display>
+  <Edit>DocumentLibraryForm</Edit>
+  <New>DocumentLibraryForm</New>
+</FormTemplates>
 </file>
 
 <file path=customXml/itemProps1.xml><?xml version="1.0" encoding="utf-8"?>
-<ds:datastoreItem xmlns:ds="http://schemas.openxmlformats.org/officeDocument/2006/customXml" ds:itemID="{FEED372E-D12F-4722-9365-059313B97C62}">
+<ds:datastoreItem xmlns:ds="http://schemas.openxmlformats.org/officeDocument/2006/customXml" ds:itemID="{96F192EB-E167-418F-BF50-53F5B9A309CA}">
   <ds:schemaRefs>
-    <ds:schemaRef ds:uri="http://schemas.microsoft.com/sharepoint/v3/contenttype/forms"/>
+    <ds:schemaRef ds:uri="http://schemas.microsoft.com/office/2006/metadata/properties"/>
+    <ds:schemaRef ds:uri="http://schemas.microsoft.com/office/infopath/2007/PartnerControls"/>
   </ds:schemaRefs>
 </ds:datastoreItem>
 </file>
@@ -6860,10 +6916,9 @@
 </file>
 
 <file path=customXml/itemProps3.xml><?xml version="1.0" encoding="utf-8"?>
-<ds:datastoreItem xmlns:ds="http://schemas.openxmlformats.org/officeDocument/2006/customXml" ds:itemID="{96F192EB-E167-418F-BF50-53F5B9A309CA}">
+<ds:datastoreItem xmlns:ds="http://schemas.openxmlformats.org/officeDocument/2006/customXml" ds:itemID="{FEED372E-D12F-4722-9365-059313B97C62}">
   <ds:schemaRefs>
-    <ds:schemaRef ds:uri="http://schemas.microsoft.com/office/2006/metadata/properties"/>
-    <ds:schemaRef ds:uri="http://schemas.microsoft.com/office/infopath/2007/PartnerControls"/>
+    <ds:schemaRef ds:uri="http://schemas.microsoft.com/sharepoint/v3/contenttype/forms"/>
   </ds:schemaRefs>
 </ds:datastoreItem>
 </file>
--- a/resources/template_berita_acara_dan_nilai_1pembimbing.docx
+++ b/resources/template_berita_acara_dan_nilai_1pembimbing.docx
@@ -701,22 +701,22 @@
                 <w:bCs/>
               </w:rPr>
             </w:pPr>
+            <w:r>
+              <w:rPr>
+                <w:rFonts w:ascii="Times New Roman" w:eastAsia="Times New Roman" w:hAnsi="Times New Roman" w:cs="Times New Roman"/>
+                <w:bCs/>
+              </w:rPr>
+              <w:t xml:space="preserve">Dengan </w:t>
+            </w:r>
             <w:proofErr w:type="spellStart"/>
             <w:r>
               <w:rPr>
                 <w:rFonts w:ascii="Times New Roman" w:eastAsia="Times New Roman" w:hAnsi="Times New Roman" w:cs="Times New Roman"/>
                 <w:bCs/>
               </w:rPr>
-              <w:t>Dengan</w:t>
+              <w:t>Keadaan</w:t>
             </w:r>
             <w:proofErr w:type="spellEnd"/>
-            <w:r>
-              <w:rPr>
-                <w:rFonts w:ascii="Times New Roman" w:eastAsia="Times New Roman" w:hAnsi="Times New Roman" w:cs="Times New Roman"/>
-                <w:bCs/>
-              </w:rPr>
-              <w:t xml:space="preserve"> Keadaan</w:t>
-            </w:r>
           </w:p>
         </w:tc>
         <w:tc>
@@ -1144,7 +1144,7 @@
                 <w:b/>
                 <w:bCs/>
               </w:rPr>
-              <w:t xml:space="preserve">III. </w:t>
+              <w:t xml:space="preserve">III. Dengan </w:t>
             </w:r>
             <w:proofErr w:type="spellStart"/>
             <w:r>
@@ -1153,7 +1153,7 @@
                 <w:b/>
                 <w:bCs/>
               </w:rPr>
-              <w:t>Dengan</w:t>
+              <w:t>Judul</w:t>
             </w:r>
             <w:proofErr w:type="spellEnd"/>
             <w:r>
@@ -1162,36 +1162,8 @@
                 <w:b/>
                 <w:bCs/>
               </w:rPr>
-              <w:t xml:space="preserve"> </w:t>
-            </w:r>
-            <w:proofErr w:type="spellStart"/>
-            <w:r>
-              <w:rPr>
-                <w:rFonts w:ascii="Times New Roman" w:eastAsia="Times New Roman" w:hAnsi="Times New Roman" w:cs="Times New Roman"/>
-                <w:b/>
-                <w:bCs/>
-              </w:rPr>
-              <w:t>Judul</w:t>
-            </w:r>
-            <w:proofErr w:type="spellEnd"/>
-            <w:r>
-              <w:rPr>
-                <w:rFonts w:ascii="Times New Roman" w:eastAsia="Times New Roman" w:hAnsi="Times New Roman" w:cs="Times New Roman"/>
-                <w:b/>
-                <w:bCs/>
-              </w:rPr>
-              <w:t xml:space="preserve"> </w:t>
-            </w:r>
-            <w:proofErr w:type="spellStart"/>
-            <w:r>
-              <w:rPr>
-                <w:rFonts w:ascii="Times New Roman" w:eastAsia="Times New Roman" w:hAnsi="Times New Roman" w:cs="Times New Roman"/>
-                <w:b/>
-                <w:bCs/>
-              </w:rPr>
-              <w:t>Skripsi</w:t>
-            </w:r>
-            <w:proofErr w:type="spellEnd"/>
+              <w:t xml:space="preserve"> Skripsi</w:t>
+            </w:r>
           </w:p>
         </w:tc>
         <w:tc>
@@ -1278,11 +1250,19 @@
           <w:rFonts w:ascii="Times New Roman" w:eastAsia="Times New Roman" w:hAnsi="Times New Roman" w:cs="Times New Roman"/>
         </w:rPr>
       </w:pPr>
-      <w:r>
-        <w:rPr>
-          <w:rFonts w:ascii="Times New Roman" w:eastAsia="Times New Roman" w:hAnsi="Times New Roman" w:cs="Times New Roman"/>
-        </w:rPr>
-        <w:t xml:space="preserve">Dalam </w:t>
+      <w:proofErr w:type="spellStart"/>
+      <w:r>
+        <w:rPr>
+          <w:rFonts w:ascii="Times New Roman" w:eastAsia="Times New Roman" w:hAnsi="Times New Roman" w:cs="Times New Roman"/>
+        </w:rPr>
+        <w:t>Dalam</w:t>
+      </w:r>
+      <w:proofErr w:type="spellEnd"/>
+      <w:r>
+        <w:rPr>
+          <w:rFonts w:ascii="Times New Roman" w:eastAsia="Times New Roman" w:hAnsi="Times New Roman" w:cs="Times New Roman"/>
+        </w:rPr>
+        <w:t xml:space="preserve"> </w:t>
       </w:r>
       <w:proofErr w:type="spellStart"/>
       <w:r>
@@ -2438,6 +2418,17 @@
               <w:t>ANGGOTA</w:t>
             </w:r>
           </w:p>
+          <w:p>
+            <w:pPr>
+              <w:spacing w:after="0" w:line="240" w:lineRule="auto"/>
+              <w:ind w:left="-106"/>
+              <w:jc w:val="both"/>
+              <w:rPr>
+                <w:rFonts w:ascii="Times New Roman" w:eastAsia="Times New Roman" w:hAnsi="Times New Roman" w:cs="Times New Roman"/>
+                <w:b/>
+              </w:rPr>
+            </w:pPr>
+          </w:p>
         </w:tc>
       </w:tr>
       <w:tr>
@@ -2469,6 +2460,17 @@
             </w:r>
             <w:proofErr w:type="gramEnd"/>
           </w:p>
+          <w:p>
+            <w:pPr>
+              <w:spacing w:after="0" w:line="240" w:lineRule="auto"/>
+              <w:ind w:left="-106"/>
+              <w:jc w:val="both"/>
+              <w:rPr>
+                <w:rFonts w:ascii="Times New Roman" w:eastAsia="Times New Roman" w:hAnsi="Times New Roman" w:cs="Times New Roman"/>
+                <w:bCs/>
+              </w:rPr>
+            </w:pPr>
+          </w:p>
         </w:tc>
         <w:tc>
           <w:tcPr>
@@ -2492,6 +2494,28 @@
               </w:rPr>
               <w:t>TANDA TANGAN</w:t>
             </w:r>
+          </w:p>
+          <w:p>
+            <w:pPr>
+              <w:spacing w:after="0" w:line="240" w:lineRule="auto"/>
+              <w:ind w:left="-106"/>
+              <w:jc w:val="both"/>
+              <w:rPr>
+                <w:rFonts w:ascii="Times New Roman" w:eastAsia="Times New Roman" w:hAnsi="Times New Roman" w:cs="Times New Roman"/>
+                <w:bCs/>
+              </w:rPr>
+            </w:pPr>
+          </w:p>
+          <w:p>
+            <w:pPr>
+              <w:spacing w:after="0" w:line="240" w:lineRule="auto"/>
+              <w:ind w:left="-106"/>
+              <w:jc w:val="both"/>
+              <w:rPr>
+                <w:rFonts w:ascii="Times New Roman" w:eastAsia="Times New Roman" w:hAnsi="Times New Roman" w:cs="Times New Roman"/>
+                <w:bCs/>
+              </w:rPr>
+            </w:pPr>
           </w:p>
         </w:tc>
       </w:tr>
@@ -3744,7 +3768,14 @@
           <w:rFonts w:ascii="Times New Roman" w:eastAsia="Times New Roman" w:hAnsi="Times New Roman" w:cs="Times New Roman"/>
           <w:lang w:val="fi-FI"/>
         </w:rPr>
-        <w:t xml:space="preserve"> 15</w:t>
+        <w:t xml:space="preserve"> 1</w:t>
+      </w:r>
+      <w:r>
+        <w:rPr>
+          <w:rFonts w:ascii="Times New Roman" w:eastAsia="Times New Roman" w:hAnsi="Times New Roman" w:cs="Times New Roman"/>
+          <w:lang w:val="fi-FI"/>
+        </w:rPr>
+        <w:t>0</w:t>
       </w:r>
     </w:p>
     <w:p>
@@ -4795,6 +4826,33 @@
           <w:tcPr>
             <w:tcW w:w="5495" w:type="dxa"/>
           </w:tcPr>
+          <w:p>
+            <w:pPr>
+              <w:spacing w:after="0" w:line="240" w:lineRule="auto"/>
+              <w:rPr>
+                <w:rFonts w:ascii="Times New Roman" w:eastAsia="Times New Roman" w:hAnsi="Times New Roman" w:cs="Times New Roman"/>
+                <w:lang w:val="fi-FI"/>
+              </w:rPr>
+            </w:pPr>
+          </w:p>
+          <w:p>
+            <w:pPr>
+              <w:spacing w:after="0" w:line="240" w:lineRule="auto"/>
+              <w:rPr>
+                <w:rFonts w:ascii="Times New Roman" w:eastAsia="Times New Roman" w:hAnsi="Times New Roman" w:cs="Times New Roman"/>
+                <w:lang w:val="fi-FI"/>
+              </w:rPr>
+            </w:pPr>
+          </w:p>
+          <w:p>
+            <w:pPr>
+              <w:spacing w:after="0" w:line="240" w:lineRule="auto"/>
+              <w:rPr>
+                <w:rFonts w:ascii="Times New Roman" w:eastAsia="Times New Roman" w:hAnsi="Times New Roman" w:cs="Times New Roman"/>
+                <w:lang w:val="fi-FI"/>
+              </w:rPr>
+            </w:pPr>
+          </w:p>
           <w:p>
             <w:pPr>
               <w:spacing w:after="0" w:line="240" w:lineRule="auto"/>

--- a/resources/template_berita_acara_dan_nilai_1pembimbing.docx
+++ b/resources/template_berita_acara_dan_nilai_1pembimbing.docx
@@ -2793,10 +2793,7 @@
           <w:lang w:val="sv-SE"/>
         </w:rPr>
       </w:pPr>
-    </w:p>
-    <w:p>
-      <w:pPr>
-        <w:spacing w:after="160" w:line="278" w:lineRule="auto"/>
+      <w:r>
         <w:rPr>
           <w:rFonts w:ascii="Times New Roman" w:eastAsia="Times New Roman" w:hAnsi="Times New Roman" w:cs="Times New Roman"/>
           <w:b/>
@@ -2805,22 +2802,12 @@
           <w:u w:val="single"/>
           <w:lang w:val="sv-SE"/>
         </w:rPr>
-      </w:pPr>
-      <w:r>
-        <w:rPr>
-          <w:rFonts w:ascii="Times New Roman" w:eastAsia="Times New Roman" w:hAnsi="Times New Roman" w:cs="Times New Roman"/>
-          <w:b/>
-          <w:sz w:val="24"/>
-          <w:szCs w:val="24"/>
-          <w:u w:val="single"/>
-          <w:lang w:val="sv-SE"/>
-        </w:rPr>
         <w:br w:type="page"/>
       </w:r>
     </w:p>
     <w:p>
       <w:pPr>
-        <w:spacing w:after="0"/>
+        <w:spacing w:after="0" w:line="278" w:lineRule="auto"/>
         <w:jc w:val="center"/>
         <w:rPr>
           <w:rFonts w:ascii="Times New Roman" w:eastAsia="Times New Roman" w:hAnsi="Times New Roman" w:cs="Times New Roman"/>
@@ -4760,6 +4747,7 @@
           <w:p>
             <w:pPr>
               <w:spacing w:after="0" w:line="240" w:lineRule="auto"/>
+              <w:ind w:left="466"/>
               <w:rPr>
                 <w:rFonts w:ascii="Times New Roman" w:eastAsia="Times New Roman" w:hAnsi="Times New Roman" w:cs="Times New Roman"/>
                 <w:lang w:val="fi-FI"/>
@@ -4803,6 +4791,7 @@
           <w:p>
             <w:pPr>
               <w:spacing w:after="0" w:line="240" w:lineRule="auto"/>
+              <w:ind w:left="466"/>
               <w:rPr>
                 <w:rFonts w:ascii="Times New Roman" w:eastAsia="Times New Roman" w:hAnsi="Times New Roman" w:cs="Times New Roman"/>
                 <w:lang w:val="fi-FI"/>
@@ -4829,33 +4818,37 @@
           <w:p>
             <w:pPr>
               <w:spacing w:after="0" w:line="240" w:lineRule="auto"/>
-              <w:rPr>
-                <w:rFonts w:ascii="Times New Roman" w:eastAsia="Times New Roman" w:hAnsi="Times New Roman" w:cs="Times New Roman"/>
-                <w:lang w:val="fi-FI"/>
-              </w:rPr>
-            </w:pPr>
-          </w:p>
-          <w:p>
-            <w:pPr>
-              <w:spacing w:after="0" w:line="240" w:lineRule="auto"/>
-              <w:rPr>
-                <w:rFonts w:ascii="Times New Roman" w:eastAsia="Times New Roman" w:hAnsi="Times New Roman" w:cs="Times New Roman"/>
-                <w:lang w:val="fi-FI"/>
-              </w:rPr>
-            </w:pPr>
-          </w:p>
-          <w:p>
-            <w:pPr>
-              <w:spacing w:after="0" w:line="240" w:lineRule="auto"/>
-              <w:rPr>
-                <w:rFonts w:ascii="Times New Roman" w:eastAsia="Times New Roman" w:hAnsi="Times New Roman" w:cs="Times New Roman"/>
-                <w:lang w:val="fi-FI"/>
-              </w:rPr>
-            </w:pPr>
-          </w:p>
-          <w:p>
-            <w:pPr>
-              <w:spacing w:after="0" w:line="240" w:lineRule="auto"/>
+              <w:ind w:left="466"/>
+              <w:rPr>
+                <w:rFonts w:ascii="Times New Roman" w:eastAsia="Times New Roman" w:hAnsi="Times New Roman" w:cs="Times New Roman"/>
+                <w:lang w:val="fi-FI"/>
+              </w:rPr>
+            </w:pPr>
+          </w:p>
+          <w:p>
+            <w:pPr>
+              <w:spacing w:after="0" w:line="240" w:lineRule="auto"/>
+              <w:ind w:left="466"/>
+              <w:rPr>
+                <w:rFonts w:ascii="Times New Roman" w:eastAsia="Times New Roman" w:hAnsi="Times New Roman" w:cs="Times New Roman"/>
+                <w:lang w:val="fi-FI"/>
+              </w:rPr>
+            </w:pPr>
+          </w:p>
+          <w:p>
+            <w:pPr>
+              <w:spacing w:after="0" w:line="240" w:lineRule="auto"/>
+              <w:ind w:left="466"/>
+              <w:rPr>
+                <w:rFonts w:ascii="Times New Roman" w:eastAsia="Times New Roman" w:hAnsi="Times New Roman" w:cs="Times New Roman"/>
+                <w:lang w:val="fi-FI"/>
+              </w:rPr>
+            </w:pPr>
+          </w:p>
+          <w:p>
+            <w:pPr>
+              <w:spacing w:after="0" w:line="240" w:lineRule="auto"/>
+              <w:ind w:left="466"/>
               <w:rPr>
                 <w:rFonts w:ascii="Times New Roman" w:eastAsia="Times New Roman" w:hAnsi="Times New Roman" w:cs="Times New Roman"/>
                 <w:lang w:val="fi-FI"/>
@@ -4872,6 +4865,7 @@
           <w:p>
             <w:pPr>
               <w:spacing w:after="0" w:line="240" w:lineRule="auto"/>
+              <w:ind w:left="466"/>
               <w:rPr>
                 <w:rFonts w:ascii="Times New Roman" w:eastAsia="Times New Roman" w:hAnsi="Times New Roman" w:cs="Times New Roman"/>
                 <w:b/>
@@ -4899,6 +4893,7 @@
           <w:p>
             <w:pPr>
               <w:spacing w:after="0" w:line="240" w:lineRule="auto"/>
+              <w:ind w:left="466"/>
               <w:rPr>
                 <w:rFonts w:ascii="Times New Roman" w:eastAsia="Times New Roman" w:hAnsi="Times New Roman" w:cs="Times New Roman"/>
                 <w:b/>
@@ -4931,12 +4926,7 @@
       </w:pPr>
     </w:p>
     <w:sectPr>
-      <w:headerReference w:type="even" r:id="rId10"/>
-      <w:headerReference w:type="default" r:id="rId11"/>
-      <w:footerReference w:type="even" r:id="rId12"/>
-      <w:footerReference w:type="default" r:id="rId13"/>
-      <w:headerReference w:type="first" r:id="rId14"/>
-      <w:footerReference w:type="first" r:id="rId15"/>
+      <w:headerReference w:type="default" r:id="rId10"/>
       <w:pgSz w:w="11906" w:h="16838" w:code="9"/>
       <w:pgMar w:top="2074" w:right="864" w:bottom="446" w:left="864" w:header="720" w:footer="720" w:gutter="0"/>
       <w:cols w:space="720"/>
@@ -4971,36 +4961,6 @@
 </w:endnotes>
 </file>
 
-<file path=word/footer1.xml><?xml version="1.0" encoding="utf-8"?>
-<w:ftr xmlns:wpc="http://schemas.microsoft.com/office/word/2010/wordprocessingCanvas" xmlns:cx="http://schemas.microsoft.com/office/drawing/2014/chartex" xmlns:cx1="http://schemas.microsoft.com/office/drawing/2015/9/8/chartex" xmlns:cx2="http://schemas.microsoft.com/office/drawing/2015/10/21/chartex" xmlns:cx3="http://schemas.microsoft.com/office/drawing/2016/5/9/chartex" xmlns:cx4="http://schemas.microsoft.com/office/drawing/2016/5/10/chartex" xmlns:cx5="http://schemas.microsoft.com/office/drawing/2016/5/11/chartex" xmlns:cx6="http://schemas.microsoft.com/office/drawing/2016/5/12/chartex" xmlns:cx7="http://schemas.microsoft.com/office/drawing/2016/5/13/chartex" xmlns:cx8="http://schemas.microsoft.com/office/drawing/2016/5/14/chartex" xmlns:mc="http://schemas.openxmlformats.org/markup-compatibility/2006" xmlns:aink="http://schemas.microsoft.com/office/drawing/2016/ink" xmlns:am3d="http://schemas.microsoft.com/office/drawing/2017/model3d" xmlns:o="urn:schemas-microsoft-com:office:office" xmlns:oel="http://schemas.microsoft.com/office/2019/extlst" xmlns:r="http://schemas.openxmlformats.org/officeDocument/2006/relationships" xmlns:m="http://schemas.openxmlformats.org/officeDocument/2006/math" xmlns:v="urn:schemas-microsoft-com:vml" xmlns:wp14="http://schemas.microsoft.com/office/word/2010/wordprocessingDrawing" xmlns:wp="http://schemas.openxmlformats.org/drawingml/2006/wordprocessingDrawing" xmlns:w10="urn:schemas-microsoft-com:office:word" xmlns:w="http://schemas.openxmlformats.org/wordprocessingml/2006/main" xmlns:w14="http://schemas.microsoft.com/office/word/2010/wordml" xmlns:w15="http://schemas.microsoft.com/office/word/2012/wordml" xmlns:w16cex="http://schemas.microsoft.com/office/word/2018/wordml/cex" xmlns:w16cid="http://schemas.microsoft.com/office/word/2016/wordml/cid" xmlns:w16="http://schemas.microsoft.com/office/word/2018/wordml" xmlns:w16du="http://schemas.microsoft.com/office/word/2023/wordml/word16du" xmlns:w16sdtdh="http://schemas.microsoft.com/office/word/2020/wordml/sdtdatahash" xmlns:w16sdtfl="http://schemas.microsoft.com/office/word/2024/wordml/sdtformatlock" xmlns:w16se="http://schemas.microsoft.com/office/word/2015/wordml/symex" xmlns:wpg="http://schemas.microsoft.com/office/word/2010/wordprocessingGroup" xmlns:wpi="http://schemas.microsoft.com/office/word/2010/wordprocessingInk" xmlns:wne="http://schemas.microsoft.com/office/word/2006/wordml" xmlns:wps="http://schemas.microsoft.com/office/word/2010/wordprocessingShape" mc:Ignorable="w14 w15 w16se w16cid w16 w16cex w16sdtdh w16sdtfl w16du wp14">
-  <w:p>
-    <w:pPr>
-      <w:pStyle w:val="Footer"/>
-    </w:pPr>
-  </w:p>
-</w:ftr>
-</file>
-
-<file path=word/footer2.xml><?xml version="1.0" encoding="utf-8"?>
-<w:ftr xmlns:wpc="http://schemas.microsoft.com/office/word/2010/wordprocessingCanvas" xmlns:cx="http://schemas.microsoft.com/office/drawing/2014/chartex" xmlns:cx1="http://schemas.microsoft.com/office/drawing/2015/9/8/chartex" xmlns:cx2="http://schemas.microsoft.com/office/drawing/2015/10/21/chartex" xmlns:cx3="http://schemas.microsoft.com/office/drawing/2016/5/9/chartex" xmlns:cx4="http://schemas.microsoft.com/office/drawing/2016/5/10/chartex" xmlns:cx5="http://schemas.microsoft.com/office/drawing/2016/5/11/chartex" xmlns:cx6="http://schemas.microsoft.com/office/drawing/2016/5/12/chartex" xmlns:cx7="http://schemas.microsoft.com/office/drawing/2016/5/13/chartex" xmlns:cx8="http://schemas.microsoft.com/office/drawing/2016/5/14/chartex" xmlns:mc="http://schemas.openxmlformats.org/markup-compatibility/2006" xmlns:aink="http://schemas.microsoft.com/office/drawing/2016/ink" xmlns:am3d="http://schemas.microsoft.com/office/drawing/2017/model3d" xmlns:o="urn:schemas-microsoft-com:office:office" xmlns:oel="http://schemas.microsoft.com/office/2019/extlst" xmlns:r="http://schemas.openxmlformats.org/officeDocument/2006/relationships" xmlns:m="http://schemas.openxmlformats.org/officeDocument/2006/math" xmlns:v="urn:schemas-microsoft-com:vml" xmlns:wp14="http://schemas.microsoft.com/office/word/2010/wordprocessingDrawing" xmlns:wp="http://schemas.openxmlformats.org/drawingml/2006/wordprocessingDrawing" xmlns:w10="urn:schemas-microsoft-com:office:word" xmlns:w="http://schemas.openxmlformats.org/wordprocessingml/2006/main" xmlns:w14="http://schemas.microsoft.com/office/word/2010/wordml" xmlns:w15="http://schemas.microsoft.com/office/word/2012/wordml" xmlns:w16cex="http://schemas.microsoft.com/office/word/2018/wordml/cex" xmlns:w16cid="http://schemas.microsoft.com/office/word/2016/wordml/cid" xmlns:w16="http://schemas.microsoft.com/office/word/2018/wordml" xmlns:w16du="http://schemas.microsoft.com/office/word/2023/wordml/word16du" xmlns:w16sdtdh="http://schemas.microsoft.com/office/word/2020/wordml/sdtdatahash" xmlns:w16sdtfl="http://schemas.microsoft.com/office/word/2024/wordml/sdtformatlock" xmlns:w16se="http://schemas.microsoft.com/office/word/2015/wordml/symex" xmlns:wpg="http://schemas.microsoft.com/office/word/2010/wordprocessingGroup" xmlns:wpi="http://schemas.microsoft.com/office/word/2010/wordprocessingInk" xmlns:wne="http://schemas.microsoft.com/office/word/2006/wordml" xmlns:wps="http://schemas.microsoft.com/office/word/2010/wordprocessingShape" mc:Ignorable="w14 w15 w16se w16cid w16 w16cex w16sdtdh w16sdtfl w16du wp14">
-  <w:p>
-    <w:pPr>
-      <w:pStyle w:val="Footer"/>
-    </w:pPr>
-  </w:p>
-</w:ftr>
-</file>
-
-<file path=word/footer3.xml><?xml version="1.0" encoding="utf-8"?>
-<w:ftr xmlns:wpc="http://schemas.microsoft.com/office/word/2010/wordprocessingCanvas" xmlns:cx="http://schemas.microsoft.com/office/drawing/2014/chartex" xmlns:cx1="http://schemas.microsoft.com/office/drawing/2015/9/8/chartex" xmlns:cx2="http://schemas.microsoft.com/office/drawing/2015/10/21/chartex" xmlns:cx3="http://schemas.microsoft.com/office/drawing/2016/5/9/chartex" xmlns:cx4="http://schemas.microsoft.com/office/drawing/2016/5/10/chartex" xmlns:cx5="http://schemas.microsoft.com/office/drawing/2016/5/11/chartex" xmlns:cx6="http://schemas.microsoft.com/office/drawing/2016/5/12/chartex" xmlns:cx7="http://schemas.microsoft.com/office/drawing/2016/5/13/chartex" xmlns:cx8="http://schemas.microsoft.com/office/drawing/2016/5/14/chartex" xmlns:mc="http://schemas.openxmlformats.org/markup-compatibility/2006" xmlns:aink="http://schemas.microsoft.com/office/drawing/2016/ink" xmlns:am3d="http://schemas.microsoft.com/office/drawing/2017/model3d" xmlns:o="urn:schemas-microsoft-com:office:office" xmlns:oel="http://schemas.microsoft.com/office/2019/extlst" xmlns:r="http://schemas.openxmlformats.org/officeDocument/2006/relationships" xmlns:m="http://schemas.openxmlformats.org/officeDocument/2006/math" xmlns:v="urn:schemas-microsoft-com:vml" xmlns:wp14="http://schemas.microsoft.com/office/word/2010/wordprocessingDrawing" xmlns:wp="http://schemas.openxmlformats.org/drawingml/2006/wordprocessingDrawing" xmlns:w10="urn:schemas-microsoft-com:office:word" xmlns:w="http://schemas.openxmlformats.org/wordprocessingml/2006/main" xmlns:w14="http://schemas.microsoft.com/office/word/2010/wordml" xmlns:w15="http://schemas.microsoft.com/office/word/2012/wordml" xmlns:w16cex="http://schemas.microsoft.com/office/word/2018/wordml/cex" xmlns:w16cid="http://schemas.microsoft.com/office/word/2016/wordml/cid" xmlns:w16="http://schemas.microsoft.com/office/word/2018/wordml" xmlns:w16du="http://schemas.microsoft.com/office/word/2023/wordml/word16du" xmlns:w16sdtdh="http://schemas.microsoft.com/office/word/2020/wordml/sdtdatahash" xmlns:w16sdtfl="http://schemas.microsoft.com/office/word/2024/wordml/sdtformatlock" xmlns:w16se="http://schemas.microsoft.com/office/word/2015/wordml/symex" xmlns:wpg="http://schemas.microsoft.com/office/word/2010/wordprocessingGroup" xmlns:wpi="http://schemas.microsoft.com/office/word/2010/wordprocessingInk" xmlns:wne="http://schemas.microsoft.com/office/word/2006/wordml" xmlns:wps="http://schemas.microsoft.com/office/word/2010/wordprocessingShape" mc:Ignorable="w14 w15 w16se w16cid w16 w16cex w16sdtdh w16sdtfl w16du wp14">
-  <w:p>
-    <w:pPr>
-      <w:pStyle w:val="Footer"/>
-    </w:pPr>
-  </w:p>
-</w:ftr>
-</file>
-
 <file path=word/footnotes.xml><?xml version="1.0" encoding="utf-8"?>
 <w:footnotes xmlns:wpc="http://schemas.microsoft.com/office/word/2010/wordprocessingCanvas" xmlns:cx="http://schemas.microsoft.com/office/drawing/2014/chartex" xmlns:cx1="http://schemas.microsoft.com/office/drawing/2015/9/8/chartex" xmlns:cx2="http://schemas.microsoft.com/office/drawing/2015/10/21/chartex" xmlns:cx3="http://schemas.microsoft.com/office/drawing/2016/5/9/chartex" xmlns:cx4="http://schemas.microsoft.com/office/drawing/2016/5/10/chartex" xmlns:cx5="http://schemas.microsoft.com/office/drawing/2016/5/11/chartex" xmlns:cx6="http://schemas.microsoft.com/office/drawing/2016/5/12/chartex" xmlns:cx7="http://schemas.microsoft.com/office/drawing/2016/5/13/chartex" xmlns:cx8="http://schemas.microsoft.com/office/drawing/2016/5/14/chartex" xmlns:mc="http://schemas.openxmlformats.org/markup-compatibility/2006" xmlns:aink="http://schemas.microsoft.com/office/drawing/2016/ink" xmlns:am3d="http://schemas.microsoft.com/office/drawing/2017/model3d" xmlns:o="urn:schemas-microsoft-com:office:office" xmlns:oel="http://schemas.microsoft.com/office/2019/extlst" xmlns:r="http://schemas.openxmlformats.org/officeDocument/2006/relationships" xmlns:m="http://schemas.openxmlformats.org/officeDocument/2006/math" xmlns:v="urn:schemas-microsoft-com:vml" xmlns:wp14="http://schemas.microsoft.com/office/word/2010/wordprocessingDrawing" xmlns:wp="http://schemas.openxmlformats.org/drawingml/2006/wordprocessingDrawing" xmlns:w10="urn:schemas-microsoft-com:office:word" xmlns:w="http://schemas.openxmlformats.org/wordprocessingml/2006/main" xmlns:w14="http://schemas.microsoft.com/office/word/2010/wordml" xmlns:w15="http://schemas.microsoft.com/office/word/2012/wordml" xmlns:w16cex="http://schemas.microsoft.com/office/word/2018/wordml/cex" xmlns:w16cid="http://schemas.microsoft.com/office/word/2016/wordml/cid" xmlns:w16="http://schemas.microsoft.com/office/word/2018/wordml" xmlns:w16du="http://schemas.microsoft.com/office/word/2023/wordml/word16du" xmlns:w16sdtdh="http://schemas.microsoft.com/office/word/2020/wordml/sdtdatahash" xmlns:w16sdtfl="http://schemas.microsoft.com/office/word/2024/wordml/sdtformatlock" xmlns:w16se="http://schemas.microsoft.com/office/word/2015/wordml/symex" xmlns:wpg="http://schemas.microsoft.com/office/word/2010/wordprocessingGroup" xmlns:wpi="http://schemas.microsoft.com/office/word/2010/wordprocessingInk" xmlns:wne="http://schemas.microsoft.com/office/word/2006/wordml" xmlns:wps="http://schemas.microsoft.com/office/word/2010/wordprocessingShape" mc:Ignorable="w14 w15 w16se w16cid w16 w16cex w16sdtdh w16sdtfl w16du wp14">
   <w:footnote w:type="separator" w:id="-1">
@@ -5027,16 +4987,6 @@
 </file>
 
 <file path=word/header1.xml><?xml version="1.0" encoding="utf-8"?>
-<w:hdr xmlns:wpc="http://schemas.microsoft.com/office/word/2010/wordprocessingCanvas" xmlns:cx="http://schemas.microsoft.com/office/drawing/2014/chartex" xmlns:cx1="http://schemas.microsoft.com/office/drawing/2015/9/8/chartex" xmlns:cx2="http://schemas.microsoft.com/office/drawing/2015/10/21/chartex" xmlns:cx3="http://schemas.microsoft.com/office/drawing/2016/5/9/chartex" xmlns:cx4="http://schemas.microsoft.com/office/drawing/2016/5/10/chartex" xmlns:cx5="http://schemas.microsoft.com/office/drawing/2016/5/11/chartex" xmlns:cx6="http://schemas.microsoft.com/office/drawing/2016/5/12/chartex" xmlns:cx7="http://schemas.microsoft.com/office/drawing/2016/5/13/chartex" xmlns:cx8="http://schemas.microsoft.com/office/drawing/2016/5/14/chartex" xmlns:mc="http://schemas.openxmlformats.org/markup-compatibility/2006" xmlns:aink="http://schemas.microsoft.com/office/drawing/2016/ink" xmlns:am3d="http://schemas.microsoft.com/office/drawing/2017/model3d" xmlns:o="urn:schemas-microsoft-com:office:office" xmlns:oel="http://schemas.microsoft.com/office/2019/extlst" xmlns:r="http://schemas.openxmlformats.org/officeDocument/2006/relationships" xmlns:m="http://schemas.openxmlformats.org/officeDocument/2006/math" xmlns:v="urn:schemas-microsoft-com:vml" xmlns:wp14="http://schemas.microsoft.com/office/word/2010/wordprocessingDrawing" xmlns:wp="http://schemas.openxmlformats.org/drawingml/2006/wordprocessingDrawing" xmlns:w10="urn:schemas-microsoft-com:office:word" xmlns:w="http://schemas.openxmlformats.org/wordprocessingml/2006/main" xmlns:w14="http://schemas.microsoft.com/office/word/2010/wordml" xmlns:w15="http://schemas.microsoft.com/office/word/2012/wordml" xmlns:w16cex="http://schemas.microsoft.com/office/word/2018/wordml/cex" xmlns:w16cid="http://schemas.microsoft.com/office/word/2016/wordml/cid" xmlns:w16="http://schemas.microsoft.com/office/word/2018/wordml" xmlns:w16du="http://schemas.microsoft.com/office/word/2023/wordml/word16du" xmlns:w16sdtdh="http://schemas.microsoft.com/office/word/2020/wordml/sdtdatahash" xmlns:w16sdtfl="http://schemas.microsoft.com/office/word/2024/wordml/sdtformatlock" xmlns:w16se="http://schemas.microsoft.com/office/word/2015/wordml/symex" xmlns:wpg="http://schemas.microsoft.com/office/word/2010/wordprocessingGroup" xmlns:wpi="http://schemas.microsoft.com/office/word/2010/wordprocessingInk" xmlns:wne="http://schemas.microsoft.com/office/word/2006/wordml" xmlns:wps="http://schemas.microsoft.com/office/word/2010/wordprocessingShape" mc:Ignorable="w14 w15 w16se w16cid w16 w16cex w16sdtdh w16sdtfl w16du wp14">
-  <w:p>
-    <w:pPr>
-      <w:pStyle w:val="Header"/>
-    </w:pPr>
-  </w:p>
-</w:hdr>
-</file>
-
-<file path=word/header2.xml><?xml version="1.0" encoding="utf-8"?>
 <w:hdr xmlns:wpc="http://schemas.microsoft.com/office/word/2010/wordprocessingCanvas" xmlns:cx="http://schemas.microsoft.com/office/drawing/2014/chartex" xmlns:cx1="http://schemas.microsoft.com/office/drawing/2015/9/8/chartex" xmlns:cx2="http://schemas.microsoft.com/office/drawing/2015/10/21/chartex" xmlns:cx3="http://schemas.microsoft.com/office/drawing/2016/5/9/chartex" xmlns:cx4="http://schemas.microsoft.com/office/drawing/2016/5/10/chartex" xmlns:cx5="http://schemas.microsoft.com/office/drawing/2016/5/11/chartex" xmlns:cx6="http://schemas.microsoft.com/office/drawing/2016/5/12/chartex" xmlns:cx7="http://schemas.microsoft.com/office/drawing/2016/5/13/chartex" xmlns:cx8="http://schemas.microsoft.com/office/drawing/2016/5/14/chartex" xmlns:mc="http://schemas.openxmlformats.org/markup-compatibility/2006" xmlns:aink="http://schemas.microsoft.com/office/drawing/2016/ink" xmlns:am3d="http://schemas.microsoft.com/office/drawing/2017/model3d" xmlns:o="urn:schemas-microsoft-com:office:office" xmlns:oel="http://schemas.microsoft.com/office/2019/extlst" xmlns:r="http://schemas.openxmlformats.org/officeDocument/2006/relationships" xmlns:m="http://schemas.openxmlformats.org/officeDocument/2006/math" xmlns:v="urn:schemas-microsoft-com:vml" xmlns:wp14="http://schemas.microsoft.com/office/word/2010/wordprocessingDrawing" xmlns:wp="http://schemas.openxmlformats.org/drawingml/2006/wordprocessingDrawing" xmlns:w10="urn:schemas-microsoft-com:office:word" xmlns:w="http://schemas.openxmlformats.org/wordprocessingml/2006/main" xmlns:w14="http://schemas.microsoft.com/office/word/2010/wordml" xmlns:w15="http://schemas.microsoft.com/office/word/2012/wordml" xmlns:w16cex="http://schemas.microsoft.com/office/word/2018/wordml/cex" xmlns:w16cid="http://schemas.microsoft.com/office/word/2016/wordml/cid" xmlns:w16="http://schemas.microsoft.com/office/word/2018/wordml" xmlns:w16du="http://schemas.microsoft.com/office/word/2023/wordml/word16du" xmlns:w16sdtdh="http://schemas.microsoft.com/office/word/2020/wordml/sdtdatahash" xmlns:w16sdtfl="http://schemas.microsoft.com/office/word/2024/wordml/sdtformatlock" xmlns:w16se="http://schemas.microsoft.com/office/word/2015/wordml/symex" xmlns:wpg="http://schemas.microsoft.com/office/word/2010/wordprocessingGroup" xmlns:wpi="http://schemas.microsoft.com/office/word/2010/wordprocessingInk" xmlns:wne="http://schemas.microsoft.com/office/word/2006/wordml" xmlns:wps="http://schemas.microsoft.com/office/word/2010/wordprocessingShape" mc:Ignorable="w14 w15 w16se w16cid w16 w16cex w16sdtdh w16sdtfl w16du wp14">
   <w:p>
     <w:pPr>
@@ -5096,16 +5046,6 @@
         </wp:anchor>
       </w:drawing>
     </w:r>
-  </w:p>
-</w:hdr>
-</file>
-
-<file path=word/header3.xml><?xml version="1.0" encoding="utf-8"?>
-<w:hdr xmlns:wpc="http://schemas.microsoft.com/office/word/2010/wordprocessingCanvas" xmlns:cx="http://schemas.microsoft.com/office/drawing/2014/chartex" xmlns:cx1="http://schemas.microsoft.com/office/drawing/2015/9/8/chartex" xmlns:cx2="http://schemas.microsoft.com/office/drawing/2015/10/21/chartex" xmlns:cx3="http://schemas.microsoft.com/office/drawing/2016/5/9/chartex" xmlns:cx4="http://schemas.microsoft.com/office/drawing/2016/5/10/chartex" xmlns:cx5="http://schemas.microsoft.com/office/drawing/2016/5/11/chartex" xmlns:cx6="http://schemas.microsoft.com/office/drawing/2016/5/12/chartex" xmlns:cx7="http://schemas.microsoft.com/office/drawing/2016/5/13/chartex" xmlns:cx8="http://schemas.microsoft.com/office/drawing/2016/5/14/chartex" xmlns:mc="http://schemas.openxmlformats.org/markup-compatibility/2006" xmlns:aink="http://schemas.microsoft.com/office/drawing/2016/ink" xmlns:am3d="http://schemas.microsoft.com/office/drawing/2017/model3d" xmlns:o="urn:schemas-microsoft-com:office:office" xmlns:oel="http://schemas.microsoft.com/office/2019/extlst" xmlns:r="http://schemas.openxmlformats.org/officeDocument/2006/relationships" xmlns:m="http://schemas.openxmlformats.org/officeDocument/2006/math" xmlns:v="urn:schemas-microsoft-com:vml" xmlns:wp14="http://schemas.microsoft.com/office/word/2010/wordprocessingDrawing" xmlns:wp="http://schemas.openxmlformats.org/drawingml/2006/wordprocessingDrawing" xmlns:w10="urn:schemas-microsoft-com:office:word" xmlns:w="http://schemas.openxmlformats.org/wordprocessingml/2006/main" xmlns:w14="http://schemas.microsoft.com/office/word/2010/wordml" xmlns:w15="http://schemas.microsoft.com/office/word/2012/wordml" xmlns:w16cex="http://schemas.microsoft.com/office/word/2018/wordml/cex" xmlns:w16cid="http://schemas.microsoft.com/office/word/2016/wordml/cid" xmlns:w16="http://schemas.microsoft.com/office/word/2018/wordml" xmlns:w16du="http://schemas.microsoft.com/office/word/2023/wordml/word16du" xmlns:w16sdtdh="http://schemas.microsoft.com/office/word/2020/wordml/sdtdatahash" xmlns:w16sdtfl="http://schemas.microsoft.com/office/word/2024/wordml/sdtformatlock" xmlns:w16se="http://schemas.microsoft.com/office/word/2015/wordml/symex" xmlns:wpg="http://schemas.microsoft.com/office/word/2010/wordprocessingGroup" xmlns:wpi="http://schemas.microsoft.com/office/word/2010/wordprocessingInk" xmlns:wne="http://schemas.microsoft.com/office/word/2006/wordml" xmlns:wps="http://schemas.microsoft.com/office/word/2010/wordprocessingShape" mc:Ignorable="w14 w15 w16se w16cid w16 w16cex w16sdtdh w16sdtfl w16du wp14">
-  <w:p>
-    <w:pPr>
-      <w:pStyle w:val="Header"/>
-    </w:pPr>
   </w:p>
 </w:hdr>
 </file>
